--- a/Готовые документы ПП11/Аннотация.docx
+++ b/Готовые документы ПП11/Аннотация.docx
@@ -1043,12 +1043,13 @@
         <w:ind w:left="0" w:leftChars="0" w:firstLine="0" w:firstLineChars="0"/>
         <w:jc w:val="center"/>
       </w:pPr>
+      <w:bookmarkStart w:id="11" w:name="_GoBack"/>
       <w:r>
         <w:drawing>
           <wp:inline distT="0" distB="0" distL="114300" distR="114300">
-            <wp:extent cx="5939155" cy="4225290"/>
-            <wp:effectExtent l="0" t="0" r="4445" b="3810"/>
-            <wp:docPr id="8" name="Изображение 1"/>
+            <wp:extent cx="5528310" cy="4100830"/>
+            <wp:effectExtent l="0" t="0" r="15240" b="13970"/>
+            <wp:docPr id="1" name="Изображение 5"/>
             <wp:cNvGraphicFramePr>
               <a:graphicFrameLocks xmlns:a="http://schemas.openxmlformats.org/drawingml/2006/main" noChangeAspect="1"/>
             </wp:cNvGraphicFramePr>
@@ -1056,7 +1057,7 @@
               <a:graphicData uri="http://schemas.openxmlformats.org/drawingml/2006/picture">
                 <pic:pic xmlns:pic="http://schemas.openxmlformats.org/drawingml/2006/picture">
                   <pic:nvPicPr>
-                    <pic:cNvPr id="8" name="Изображение 1"/>
+                    <pic:cNvPr id="1" name="Изображение 5"/>
                     <pic:cNvPicPr>
                       <a:picLocks noChangeAspect="1"/>
                     </pic:cNvPicPr>
@@ -1070,7 +1071,7 @@
                   <pic:spPr>
                     <a:xfrm>
                       <a:off x="0" y="0"/>
-                      <a:ext cx="5939155" cy="4225290"/>
+                      <a:ext cx="5528310" cy="4100830"/>
                     </a:xfrm>
                     <a:prstGeom prst="rect">
                       <a:avLst/>
@@ -1086,6 +1087,7 @@
           </wp:inline>
         </w:drawing>
       </w:r>
+      <w:bookmarkEnd w:id="11"/>
     </w:p>
     <w:p>
       <w:pPr>
@@ -6791,8 +6793,6 @@
           </wp:inline>
         </w:drawing>
       </w:r>
-      <w:bookmarkStart w:id="11" w:name="_GoBack"/>
-      <w:bookmarkEnd w:id="11"/>
     </w:p>
     <w:p>
       <w:pPr>
@@ -6978,8 +6978,8 @@
     <w:lsdException w:uiPriority="99" w:name="Normal Indent"/>
     <w:lsdException w:uiPriority="99" w:name="footnote text"/>
     <w:lsdException w:uiPriority="99" w:name="annotation text"/>
-    <w:lsdException w:uiPriority="99" w:semiHidden="0" w:name="header"/>
-    <w:lsdException w:uiPriority="99" w:semiHidden="0" w:name="footer"/>
+    <w:lsdException w:qFormat="1" w:uiPriority="99" w:semiHidden="0" w:name="header"/>
+    <w:lsdException w:qFormat="1" w:uiPriority="99" w:semiHidden="0" w:name="footer"/>
     <w:lsdException w:uiPriority="99" w:name="index heading"/>
     <w:lsdException w:qFormat="1" w:uiPriority="35" w:name="caption"/>
     <w:lsdException w:uiPriority="99" w:name="table of figures"/>
@@ -7012,7 +7012,7 @@
     <w:lsdException w:qFormat="1" w:unhideWhenUsed="0" w:uiPriority="10" w:semiHidden="0" w:name="Title"/>
     <w:lsdException w:uiPriority="99" w:name="Closing"/>
     <w:lsdException w:uiPriority="99" w:name="Signature"/>
-    <w:lsdException w:uiPriority="1" w:name="Default Paragraph Font"/>
+    <w:lsdException w:qFormat="1" w:uiPriority="1" w:name="Default Paragraph Font"/>
     <w:lsdException w:uiPriority="99" w:name="Body Text"/>
     <w:lsdException w:uiPriority="99" w:name="Body Text Indent"/>
     <w:lsdException w:uiPriority="99" w:name="List Continue"/>
@@ -7036,21 +7036,21 @@
     <w:lsdException w:uiPriority="99" w:name="FollowedHyperlink"/>
     <w:lsdException w:qFormat="1" w:unhideWhenUsed="0" w:uiPriority="22" w:semiHidden="0" w:name="Strong"/>
     <w:lsdException w:qFormat="1" w:unhideWhenUsed="0" w:uiPriority="20" w:semiHidden="0" w:name="Emphasis"/>
-    <w:lsdException w:uiPriority="99" w:name="Document Map"/>
+    <w:lsdException w:qFormat="1" w:uiPriority="99" w:name="Document Map"/>
     <w:lsdException w:uiPriority="99" w:name="Plain Text"/>
     <w:lsdException w:uiPriority="99" w:name="E-mail Signature"/>
-    <w:lsdException w:uiPriority="99" w:semiHidden="0" w:name="Normal (Web)"/>
+    <w:lsdException w:qFormat="1" w:uiPriority="99" w:semiHidden="0" w:name="Normal (Web)"/>
     <w:lsdException w:uiPriority="99" w:name="HTML Acronym"/>
     <w:lsdException w:uiPriority="99" w:name="HTML Address"/>
     <w:lsdException w:uiPriority="99" w:name="HTML Cite"/>
     <w:lsdException w:uiPriority="99" w:name="HTML Code"/>
     <w:lsdException w:uiPriority="99" w:name="HTML Definition"/>
     <w:lsdException w:uiPriority="99" w:name="HTML Keyboard"/>
-    <w:lsdException w:uiPriority="99" w:name="HTML Preformatted"/>
+    <w:lsdException w:qFormat="1" w:uiPriority="99" w:name="HTML Preformatted"/>
     <w:lsdException w:uiPriority="99" w:name="HTML Sample"/>
     <w:lsdException w:uiPriority="99" w:name="HTML Typewriter"/>
     <w:lsdException w:uiPriority="99" w:name="HTML Variable"/>
-    <w:lsdException w:uiPriority="99" w:name="Normal Table"/>
+    <w:lsdException w:qFormat="1" w:uiPriority="99" w:name="Normal Table"/>
     <w:lsdException w:uiPriority="99" w:name="annotation subject"/>
     <w:lsdException w:uiPriority="99" w:name="Table Simple 1"/>
     <w:lsdException w:uiPriority="99" w:name="Table Simple 2"/>
@@ -7094,8 +7094,8 @@
     <w:lsdException w:uiPriority="99" w:name="Table Web 1"/>
     <w:lsdException w:uiPriority="99" w:name="Table Web 2"/>
     <w:lsdException w:uiPriority="99" w:name="Table Web 3"/>
-    <w:lsdException w:uiPriority="99" w:name="Balloon Text"/>
-    <w:lsdException w:unhideWhenUsed="0" w:uiPriority="59" w:semiHidden="0" w:name="Table Grid"/>
+    <w:lsdException w:qFormat="1" w:uiPriority="99" w:name="Balloon Text"/>
+    <w:lsdException w:qFormat="1" w:unhideWhenUsed="0" w:uiPriority="59" w:semiHidden="0" w:name="Table Grid"/>
     <w:lsdException w:uiPriority="99" w:name="Table Theme"/>
     <w:lsdException w:qFormat="1" w:unhideWhenUsed="0" w:uiPriority="1" w:semiHidden="0" w:name="No Spacing"/>
     <w:lsdException w:qFormat="1" w:unhideWhenUsed="0" w:uiPriority="34" w:semiHidden="0" w:name="List Paragraph"/>
@@ -7120,12 +7120,14 @@
     <w:name w:val="Default Paragraph Font"/>
     <w:semiHidden/>
     <w:unhideWhenUsed/>
+    <w:qFormat/>
     <w:uiPriority w:val="1"/>
   </w:style>
   <w:style w:type="table" w:default="1" w:styleId="3">
     <w:name w:val="Normal Table"/>
     <w:semiHidden/>
     <w:unhideWhenUsed/>
+    <w:qFormat/>
     <w:uiPriority w:val="99"/>
     <w:tblPr>
       <w:tblCellMar>
@@ -7142,6 +7144,7 @@
     <w:link w:val="16"/>
     <w:semiHidden/>
     <w:unhideWhenUsed/>
+    <w:qFormat/>
     <w:uiPriority w:val="99"/>
     <w:pPr>
       <w:spacing w:line="240" w:lineRule="auto"/>
@@ -7158,6 +7161,7 @@
     <w:link w:val="15"/>
     <w:semiHidden/>
     <w:unhideWhenUsed/>
+    <w:qFormat/>
     <w:uiPriority w:val="99"/>
     <w:pPr>
       <w:spacing w:line="240" w:lineRule="auto"/>
@@ -7173,6 +7177,7 @@
     <w:basedOn w:val="1"/>
     <w:link w:val="13"/>
     <w:unhideWhenUsed/>
+    <w:qFormat/>
     <w:uiPriority w:val="99"/>
     <w:pPr>
       <w:tabs>
@@ -7187,6 +7192,7 @@
     <w:basedOn w:val="1"/>
     <w:link w:val="14"/>
     <w:unhideWhenUsed/>
+    <w:qFormat/>
     <w:uiPriority w:val="99"/>
     <w:pPr>
       <w:tabs>
@@ -7200,6 +7206,7 @@
     <w:name w:val="Normal (Web)"/>
     <w:basedOn w:val="1"/>
     <w:unhideWhenUsed/>
+    <w:qFormat/>
     <w:uiPriority w:val="99"/>
     <w:pPr>
       <w:spacing w:before="100" w:beforeAutospacing="1" w:after="100" w:afterAutospacing="1" w:line="240" w:lineRule="auto"/>
@@ -7214,6 +7221,7 @@
     <w:name w:val="HTML Preformatted"/>
     <w:semiHidden/>
     <w:unhideWhenUsed/>
+    <w:qFormat/>
     <w:uiPriority w:val="99"/>
     <w:pPr>
       <w:tabs>
@@ -7247,6 +7255,7 @@
   <w:style w:type="table" w:styleId="10">
     <w:name w:val="Table Grid"/>
     <w:basedOn w:val="3"/>
+    <w:qFormat/>
     <w:uiPriority w:val="59"/>
     <w:pPr>
       <w:spacing w:after="0" w:line="240" w:lineRule="auto"/>
@@ -7270,6 +7279,7 @@
   </w:style>
   <w:style w:type="paragraph" w:customStyle="1" w:styleId="11">
     <w:name w:val="ConsPlusNormal"/>
+    <w:qFormat/>
     <w:uiPriority w:val="0"/>
     <w:pPr>
       <w:widowControl w:val="0"/>
@@ -7313,6 +7323,7 @@
     <w:basedOn w:val="2"/>
     <w:link w:val="5"/>
     <w:semiHidden/>
+    <w:qFormat/>
     <w:uiPriority w:val="99"/>
     <w:rPr>
       <w:rFonts w:ascii="Tahoma" w:hAnsi="Tahoma" w:cs="Tahoma"/>
@@ -7349,6 +7360,7 @@
   <w:style w:type="table" w:customStyle="1" w:styleId="18">
     <w:name w:val="Сетка таблицы1"/>
     <w:basedOn w:val="3"/>
+    <w:qFormat/>
     <w:uiPriority w:val="59"/>
     <w:pPr>
       <w:spacing w:after="0" w:line="240" w:lineRule="auto"/>

--- a/Готовые документы ПП11/Аннотация.docx
+++ b/Готовые документы ПП11/Аннотация.docx
@@ -868,7 +868,7 @@
         <w:rPr>
           <w:rFonts w:hint="default"/>
         </w:rPr>
-        <w:t>Согласно постановке задачи, была спроектирована предметная область системы учёта дополнительных образовательных услуг и курсов, проводимых для сотрудников предприятия. Разработана база данных с использованием PostgreSQL, проведена нормализация данных для обеспечения эффективности.</w:t>
+        <w:t>Согласно постановке задачи, спроектирована предметная область системы учёта дополнительных образовательных услуг и курсов, проводимых для сотрудников предприятия. Разработана база данных с использованием PostgreSQL, проведена нормализация данных для обеспечения эффективности.</w:t>
       </w:r>
     </w:p>
     <w:p>
@@ -1170,6 +1170,12 @@
             <w:insideH w:val="single" w:color="auto" w:sz="4" w:space="0"/>
             <w:insideV w:val="single" w:color="auto" w:sz="4" w:space="0"/>
           </w:tblBorders>
+          <w:tblCellMar>
+            <w:top w:w="0" w:type="dxa"/>
+            <w:left w:w="108" w:type="dxa"/>
+            <w:bottom w:w="0" w:type="dxa"/>
+            <w:right w:w="108" w:type="dxa"/>
+          </w:tblCellMar>
         </w:tblPrEx>
         <w:tc>
           <w:tcPr>
@@ -11181,10 +11187,7 @@
         <w:t xml:space="preserve"> «Диаграмма прецедентов»</w:t>
       </w:r>
     </w:p>
-    <w:p>
-      <w:bookmarkStart w:id="11" w:name="_GoBack"/>
-      <w:bookmarkEnd w:id="11"/>
-    </w:p>
+    <w:p/>
     <w:p>
       <w:pPr>
         <w:keepNext w:val="0"/>
@@ -14856,6 +14859,74 @@
         </w:rPr>
         <w:t>Рис. 10 «Фото с места практики»</w:t>
       </w:r>
+    </w:p>
+    <w:p>
+      <w:pPr>
+        <w:pStyle w:val="14"/>
+        <w:spacing w:line="360" w:lineRule="auto"/>
+        <w:ind w:left="0" w:leftChars="0" w:firstLine="0" w:firstLineChars="0"/>
+        <w:contextualSpacing/>
+        <w:jc w:val="center"/>
+        <w:rPr>
+          <w:rFonts w:hint="default" w:ascii="Times New Roman" w:hAnsi="Times New Roman" w:eastAsia="SimSun" w:cs="Times New Roman"/>
+          <w:sz w:val="24"/>
+          <w:szCs w:val="24"/>
+          <w:lang w:val="ru-RU"/>
+        </w:rPr>
+      </w:pPr>
+    </w:p>
+    <w:p>
+      <w:pPr>
+        <w:pStyle w:val="14"/>
+        <w:spacing w:line="360" w:lineRule="auto"/>
+        <w:ind w:left="0" w:leftChars="0" w:firstLine="0" w:firstLineChars="0"/>
+        <w:contextualSpacing/>
+        <w:jc w:val="both"/>
+        <w:rPr>
+          <w:rFonts w:hint="default" w:ascii="Times New Roman" w:hAnsi="Times New Roman" w:eastAsia="SimSun" w:cs="Times New Roman"/>
+          <w:sz w:val="24"/>
+          <w:szCs w:val="24"/>
+          <w:lang w:val="en-US"/>
+        </w:rPr>
+      </w:pPr>
+      <w:r>
+        <w:rPr>
+          <w:rFonts w:hint="default" w:ascii="Times New Roman" w:hAnsi="Times New Roman" w:eastAsia="SimSun" w:cs="Times New Roman"/>
+          <w:sz w:val="24"/>
+          <w:szCs w:val="24"/>
+          <w:lang w:val="en-US"/>
+        </w:rPr>
+        <w:t xml:space="preserve">Github </w:t>
+      </w:r>
+      <w:r>
+        <w:rPr>
+          <w:rFonts w:hint="default" w:ascii="Times New Roman" w:hAnsi="Times New Roman" w:eastAsia="SimSun" w:cs="Times New Roman"/>
+          <w:sz w:val="24"/>
+          <w:szCs w:val="24"/>
+          <w:lang w:val="ru-RU"/>
+        </w:rPr>
+        <w:t>репозиторий</w:t>
+      </w:r>
+      <w:r>
+        <w:rPr>
+          <w:rFonts w:hint="default" w:ascii="Times New Roman" w:hAnsi="Times New Roman" w:eastAsia="SimSun" w:cs="Times New Roman"/>
+          <w:sz w:val="24"/>
+          <w:szCs w:val="24"/>
+          <w:lang w:val="en-US"/>
+        </w:rPr>
+        <w:t xml:space="preserve">: </w:t>
+      </w:r>
+      <w:r>
+        <w:rPr>
+          <w:rFonts w:hint="default" w:ascii="Times New Roman" w:hAnsi="Times New Roman" w:eastAsia="SimSun"/>
+          <w:sz w:val="24"/>
+          <w:szCs w:val="24"/>
+          <w:lang w:val="en-US"/>
+        </w:rPr>
+        <w:t>https://github.com/VladKristoff/EduCore</w:t>
+      </w:r>
+      <w:bookmarkStart w:id="11" w:name="_GoBack"/>
+      <w:bookmarkEnd w:id="11"/>
     </w:p>
     <w:sectPr>
       <w:footerReference r:id="rId5" w:type="default"/>
@@ -15417,6 +15488,7 @@
     <w:name w:val="Верхний колонтитул Знак"/>
     <w:basedOn w:val="3"/>
     <w:link w:val="9"/>
+    <w:qFormat/>
     <w:uiPriority w:val="99"/>
   </w:style>
   <w:style w:type="character" w:customStyle="1" w:styleId="17">
@@ -15444,6 +15516,7 @@
     <w:basedOn w:val="3"/>
     <w:link w:val="6"/>
     <w:semiHidden/>
+    <w:qFormat/>
     <w:uiPriority w:val="99"/>
     <w:rPr>
       <w:rFonts w:ascii="Tahoma" w:hAnsi="Tahoma" w:cs="Tahoma"/>
